--- a/TP Integrador de Paradigma Orientada a Objetos.docx
+++ b/TP Integrador de Paradigma Orientada a Objetos.docx
@@ -556,7 +556,7 @@
     </w:p>
     <w:sdt>
       <w:sdtPr>
-        <w:id w:val="453365021"/>
+        <w:id w:val="-923246861"/>
         <w:docPartObj>
           <w:docPartGallery w:val="Table of Contents"/>
           <w:docPartUnique w:val="1"/>
